--- a/styles/jadn-v2.0.docx
+++ b/styles/jadn-v2.0.docx
@@ -7,7 +7,7 @@
         <w:pStyle w:val="Title"/>
       </w:pPr>
       <w:r>
-        <w:t xml:space="preserve">JADN Version 2.0</w:t>
+        <w:t xml:space="preserve">jadn-v2.0</w:t>
       </w:r>
     </w:p>
     <w:bookmarkStart w:id="23" w:name="oasis-logo"/>
@@ -36077,9 +36077,16 @@
     </w:p>
     <w:bookmarkEnd w:id="282"/>
     <w:sectPr>
+      <w:footnotePr>
+        <w:numFmt w:val="decimal"/>
+      </w:footnotePr>
+      <w:type w:val="nextPage"/>
       <w:pgSz w:h="15840" w:w="12240"/>
-      <w:pgMar w:bottom="1440" w:footer="720" w:gutter="0" w:header="720" w:left="1008" w:right="1008" w:top="1080"/>
-      <w:cols w:space="720"/>
+      <w:pgMar w:bottom="1440" w:footer="0" w:gutter="0" w:header="0" w:left="1008" w:right="1008" w:top="1080"/>
+      <w:pgNumType w:fmt="decimal"/>
+      <w:formProt w:val="false"/>
+      <w:textDirection w:val="lrTb"/>
+      <w:docGrid w:charSpace="0" w:linePitch="100" w:type="default"/>
     </w:sectPr>
   </w:body>
 </w:document>
@@ -36109,111 +36116,7 @@
 </file>
 
 <file path=word/numbering.xml><?xml version="1.0" encoding="utf-8"?>
-<w:numbering xmlns:aink="http://schemas.microsoft.com/office/drawing/2016/ink" xmlns:am3d="http://schemas.microsoft.com/office/drawing/2017/model3d" xmlns:cx="http://schemas.microsoft.com/office/drawing/2014/chartex" xmlns:cx1="http://schemas.microsoft.com/office/drawing/2015/9/8/chartex" xmlns:cx2="http://schemas.microsoft.com/office/drawing/2015/10/21/chartex" xmlns:cx3="http://schemas.microsoft.com/office/drawing/2016/5/9/chartex" xmlns:cx4="http://schemas.microsoft.com/office/drawing/2016/5/10/chartex" xmlns:cx5="http://schemas.microsoft.com/office/drawing/2016/5/11/chartex" xmlns:cx6="http://schemas.microsoft.com/office/drawing/2016/5/12/chartex" xmlns:cx7="http://schemas.microsoft.com/office/drawing/2016/5/13/chartex" xmlns:cx8="http://schemas.microsoft.com/office/drawing/2016/5/14/chartex" xmlns:m="http://schemas.openxmlformats.org/officeDocument/2006/math" xmlns:mc="http://schemas.openxmlformats.org/markup-compatibility/2006" xmlns:o="urn:schemas-microsoft-com:office:office" xmlns:oel="http://schemas.microsoft.com/office/2019/extlst" xmlns:r="http://schemas.openxmlformats.org/officeDocument/2006/relationships" xmlns:v="urn:schemas-microsoft-com:vml" xmlns:w="http://schemas.openxmlformats.org/wordprocessingml/2006/main" xmlns:w10="urn:schemas-microsoft-com:office:word" xmlns:w14="http://schemas.microsoft.com/office/word/2010/wordml" xmlns:w15="http://schemas.microsoft.com/office/word/2012/wordml" xmlns:w16="http://schemas.microsoft.com/office/word/2018/wordml" xmlns:w16cex="http://schemas.microsoft.com/office/word/2018/wordml/cex" xmlns:w16cid="http://schemas.microsoft.com/office/word/2016/wordml/cid" xmlns:w16sdtdh="http://schemas.microsoft.com/office/word/2020/wordml/sdtdatahash" xmlns:w16se="http://schemas.microsoft.com/office/word/2015/wordml/symex" xmlns:wne="http://schemas.microsoft.com/office/word/2006/wordml" xmlns:wp="http://schemas.openxmlformats.org/drawingml/2006/wordprocessingDrawing" xmlns:wp14="http://schemas.microsoft.com/office/word/2010/wordprocessingDrawing" xmlns:wpc="http://schemas.microsoft.com/office/word/2010/wordprocessingCanvas" xmlns:wpg="http://schemas.microsoft.com/office/word/2010/wordprocessingGroup" xmlns:wpi="http://schemas.microsoft.com/office/word/2010/wordprocessingInk" xmlns:wps="http://schemas.microsoft.com/office/word/2010/wordprocessingShape" mc:Ignorable="w14 w15 w16se w16cid w16 w16cex w16sdtdh wp14">
-  <w:abstractNum w15:restartNumberingAfterBreak="0" w:abstractNumId="0">
-    <w:nsid w:val="170CD2DE"/>
-    <w:multiLevelType w:val="multilevel"/>
-    <w:tmpl w:val="0A1893AE"/>
-    <w:lvl w:ilvl="0">
-      <w:numFmt w:val="bullet"/>
-      <w:lvlText w:val=" "/>
-      <w:lvlJc w:val="left"/>
-      <w:pPr>
-        <w:tabs>
-          <w:tab w:pos="0" w:val="num"/>
-        </w:tabs>
-        <w:ind w:hanging="480" w:left="480"/>
-      </w:pPr>
-    </w:lvl>
-    <w:lvl w:ilvl="1">
-      <w:numFmt w:val="bullet"/>
-      <w:lvlText w:val=" "/>
-      <w:lvlJc w:val="left"/>
-      <w:pPr>
-        <w:tabs>
-          <w:tab w:pos="720" w:val="num"/>
-        </w:tabs>
-        <w:ind w:hanging="480" w:left="1200"/>
-      </w:pPr>
-    </w:lvl>
-    <w:lvl w:ilvl="2">
-      <w:numFmt w:val="bullet"/>
-      <w:lvlText w:val=" "/>
-      <w:lvlJc w:val="left"/>
-      <w:pPr>
-        <w:tabs>
-          <w:tab w:pos="1440" w:val="num"/>
-        </w:tabs>
-        <w:ind w:hanging="480" w:left="1920"/>
-      </w:pPr>
-    </w:lvl>
-    <w:lvl w:ilvl="3">
-      <w:numFmt w:val="bullet"/>
-      <w:lvlText w:val=" "/>
-      <w:lvlJc w:val="left"/>
-      <w:pPr>
-        <w:tabs>
-          <w:tab w:pos="2160" w:val="num"/>
-        </w:tabs>
-        <w:ind w:hanging="480" w:left="2640"/>
-      </w:pPr>
-    </w:lvl>
-    <w:lvl w:ilvl="4">
-      <w:numFmt w:val="bullet"/>
-      <w:lvlText w:val=" "/>
-      <w:lvlJc w:val="left"/>
-      <w:pPr>
-        <w:tabs>
-          <w:tab w:pos="2880" w:val="num"/>
-        </w:tabs>
-        <w:ind w:hanging="480" w:left="3360"/>
-      </w:pPr>
-    </w:lvl>
-    <w:lvl w:ilvl="5">
-      <w:numFmt w:val="bullet"/>
-      <w:lvlText w:val=" "/>
-      <w:lvlJc w:val="left"/>
-      <w:pPr>
-        <w:tabs>
-          <w:tab w:pos="3600" w:val="num"/>
-        </w:tabs>
-        <w:ind w:hanging="480" w:left="4080"/>
-      </w:pPr>
-    </w:lvl>
-    <w:lvl w:ilvl="6">
-      <w:numFmt w:val="bullet"/>
-      <w:lvlText w:val=" "/>
-      <w:lvlJc w:val="left"/>
-      <w:pPr>
-        <w:tabs>
-          <w:tab w:pos="4320" w:val="num"/>
-        </w:tabs>
-        <w:ind w:hanging="480" w:left="4800"/>
-      </w:pPr>
-    </w:lvl>
-    <w:lvl w:ilvl="7">
-      <w:numFmt w:val="bullet"/>
-      <w:lvlText w:val=" "/>
-      <w:lvlJc w:val="left"/>
-      <w:pPr>
-        <w:tabs>
-          <w:tab w:pos="5040" w:val="num"/>
-        </w:tabs>
-        <w:ind w:hanging="480" w:left="5520"/>
-      </w:pPr>
-    </w:lvl>
-    <w:lvl w:ilvl="8">
-      <w:numFmt w:val="bullet"/>
-      <w:lvlText w:val=" "/>
-      <w:lvlJc w:val="left"/>
-      <w:pPr>
-        <w:tabs>
-          <w:tab w:pos="5760" w:val="num"/>
-        </w:tabs>
-        <w:ind w:hanging="480" w:left="6240"/>
-      </w:pPr>
-    </w:lvl>
-  </w:abstractNum>
+<w:numbering xmlns:w="http://schemas.openxmlformats.org/wordprocessingml/2006/main">
   <w:abstractNum w:abstractNumId="990">
     <w:nsid w:val="0000A990"/>
     <w:multiLevelType w:val="multilevel"/>
@@ -36478,9 +36381,6 @@
       </w:pPr>
     </w:lvl>
   </w:abstractNum>
-  <w:num w16cid:durableId="446118537" w:numId="1">
-    <w:abstractNumId w:val="0"/>
-  </w:num>
   <w:num w:numId="1000">
     <w:abstractNumId w:val="990"/>
   </w:num>
@@ -36851,11 +36751,11 @@
 </file>
 
 <file path=word/styles.xml><?xml version="1.0" encoding="utf-8"?>
-<w:styles xmlns:mc="http://schemas.openxmlformats.org/markup-compatibility/2006" xmlns:r="http://schemas.openxmlformats.org/officeDocument/2006/relationships" xmlns:w="http://schemas.openxmlformats.org/wordprocessingml/2006/main" xmlns:w14="http://schemas.microsoft.com/office/word/2010/wordml" xmlns:w15="http://schemas.microsoft.com/office/word/2012/wordml" xmlns:w16="http://schemas.microsoft.com/office/word/2018/wordml" xmlns:w16cex="http://schemas.microsoft.com/office/word/2018/wordml/cex" xmlns:w16cid="http://schemas.microsoft.com/office/word/2016/wordml/cid" xmlns:w16sdtdh="http://schemas.microsoft.com/office/word/2020/wordml/sdtdatahash" xmlns:w16se="http://schemas.microsoft.com/office/word/2015/wordml/symex" mc:Ignorable="w14 w15 w16se w16cid w16 w16cex w16sdtdh">
+<w:styles xmlns:mc="http://schemas.openxmlformats.org/markup-compatibility/2006" xmlns:w="http://schemas.openxmlformats.org/wordprocessingml/2006/main" xmlns:w14="http://schemas.microsoft.com/office/word/2010/wordml" mc:Ignorable="w14">
   <w:docDefaults>
     <w:rPrDefault>
       <w:rPr>
-        <w:rFonts w:asciiTheme="minorHAnsi" w:cstheme="minorBidi" w:eastAsiaTheme="minorHAnsi" w:hAnsiTheme="minorHAnsi"/>
+        <w:rFonts w:ascii="Cambria" w:asciiTheme="minorHAnsi" w:cs="" w:cstheme="minorBidi" w:eastAsia="Cambria" w:eastAsiaTheme="minorHAnsi" w:hAnsi="Cambria" w:hAnsiTheme="minorHAnsi"/>
         <w:sz w:val="24"/>
         <w:szCs w:val="24"/>
         <w:lang w:bidi="ar-SA" w:eastAsia="en-US" w:val="en-US"/>
@@ -36863,7 +36763,7 @@
     </w:rPrDefault>
     <w:pPrDefault>
       <w:pPr>
-        <w:spacing w:after="200"/>
+        <w:suppressAutoHyphens w:val="true"/>
       </w:pPr>
     </w:pPrDefault>
   </w:docDefaults>
@@ -37114,31 +37014,38 @@
   <w:style w:default="1" w:styleId="Normal" w:type="paragraph">
     <w:name w:val="Normal"/>
     <w:qFormat/>
-    <w:rsid w:val="00213E3E"/>
+    <w:rsid w:val="00213e3e"/>
     <w:pPr>
-      <w:spacing w:after="0" w:line="276" w:lineRule="auto"/>
+      <w:widowControl/>
+      <w:bidi w:val="0"/>
+      <w:spacing w:after="0" w:before="0" w:line="276" w:lineRule="auto"/>
+      <w:jc w:val="left"/>
     </w:pPr>
     <w:rPr>
-      <w:rFonts w:ascii="Arial" w:hAnsi="Arial"/>
+      <w:rFonts w:ascii="Arial" w:cs="" w:cstheme="minorBidi" w:eastAsia="Cambria" w:eastAsiaTheme="minorHAnsi" w:hAnsi="Arial"/>
+      <w:color w:val="auto"/>
+      <w:kern w:val="0"/>
       <w:sz w:val="20"/>
+      <w:szCs w:val="24"/>
+      <w:lang w:bidi="ar-SA" w:eastAsia="en-US" w:val="en-US"/>
     </w:rPr>
   </w:style>
   <w:style w:styleId="Heading1" w:type="paragraph">
-    <w:name w:val="heading 1"/>
+    <w:name w:val="Heading 1"/>
     <w:basedOn w:val="Normal"/>
     <w:next w:val="BodyText"/>
     <w:uiPriority w:val="9"/>
     <w:qFormat/>
-    <w:rsid w:val="000828FC"/>
+    <w:rsid w:val="000828fc"/>
     <w:pPr>
-      <w:keepNext/>
+      <w:keepNext w:val="true"/>
       <w:keepLines/>
       <w:pageBreakBefore/>
-      <w:spacing w:after="120"/>
+      <w:spacing w:after="120" w:before="0"/>
       <w:outlineLvl w:val="0"/>
     </w:pPr>
     <w:rPr>
-      <w:rFonts w:asciiTheme="majorHAnsi" w:cstheme="majorBidi" w:eastAsiaTheme="majorEastAsia" w:hAnsiTheme="majorHAnsi"/>
+      <w:rFonts w:ascii="Calibri" w:asciiTheme="majorHAnsi" w:cs="" w:cstheme="majorBidi" w:eastAsia="" w:eastAsiaTheme="majorEastAsia" w:hAnsi="Calibri" w:hAnsiTheme="majorHAnsi"/>
       <w:b/>
       <w:bCs/>
       <w:color w:val="0B5394"/>
@@ -37147,21 +37054,21 @@
     </w:rPr>
   </w:style>
   <w:style w:styleId="Heading2" w:type="paragraph">
-    <w:name w:val="heading 2"/>
+    <w:name w:val="Heading 2"/>
     <w:basedOn w:val="Normal"/>
     <w:next w:val="BodyText"/>
     <w:uiPriority w:val="9"/>
     <w:unhideWhenUsed/>
     <w:qFormat/>
-    <w:rsid w:val="00AE0717"/>
+    <w:rsid w:val="00ae0717"/>
     <w:pPr>
-      <w:keepNext/>
+      <w:keepNext w:val="true"/>
       <w:keepLines/>
       <w:spacing w:after="120" w:before="280"/>
       <w:outlineLvl w:val="1"/>
     </w:pPr>
     <w:rPr>
-      <w:rFonts w:asciiTheme="majorHAnsi" w:cstheme="majorBidi" w:eastAsiaTheme="majorEastAsia" w:hAnsiTheme="majorHAnsi"/>
+      <w:rFonts w:ascii="Calibri" w:asciiTheme="majorHAnsi" w:cs="" w:cstheme="majorBidi" w:eastAsia="" w:eastAsiaTheme="majorEastAsia" w:hAnsi="Calibri" w:hAnsiTheme="majorHAnsi"/>
       <w:b/>
       <w:bCs/>
       <w:color w:val="0B5394"/>
@@ -37170,21 +37077,21 @@
     </w:rPr>
   </w:style>
   <w:style w:styleId="Heading3" w:type="paragraph">
-    <w:name w:val="heading 3"/>
+    <w:name w:val="Heading 3"/>
     <w:basedOn w:val="Normal"/>
     <w:next w:val="BodyText"/>
     <w:uiPriority w:val="9"/>
     <w:unhideWhenUsed/>
     <w:qFormat/>
-    <w:rsid w:val="00EE0D30"/>
+    <w:rsid w:val="00ee0d30"/>
     <w:pPr>
-      <w:keepNext/>
+      <w:keepNext w:val="true"/>
       <w:keepLines/>
       <w:spacing w:after="80" w:before="200"/>
       <w:outlineLvl w:val="2"/>
     </w:pPr>
     <w:rPr>
-      <w:rFonts w:asciiTheme="majorHAnsi" w:cstheme="majorBidi" w:eastAsiaTheme="majorEastAsia" w:hAnsiTheme="majorHAnsi"/>
+      <w:rFonts w:ascii="Calibri" w:asciiTheme="majorHAnsi" w:cs="" w:cstheme="majorBidi" w:eastAsia="" w:eastAsiaTheme="majorEastAsia" w:hAnsi="Calibri" w:hAnsiTheme="majorHAnsi"/>
       <w:b/>
       <w:bCs/>
       <w:color w:val="0B5394"/>
@@ -37192,116 +37099,116 @@
     </w:rPr>
   </w:style>
   <w:style w:styleId="Heading4" w:type="paragraph">
-    <w:name w:val="heading 4"/>
+    <w:name w:val="Heading 4"/>
     <w:basedOn w:val="Normal"/>
     <w:next w:val="BodyText"/>
     <w:uiPriority w:val="9"/>
     <w:unhideWhenUsed/>
     <w:qFormat/>
-    <w:rsid w:val="000828FC"/>
+    <w:rsid w:val="000828fc"/>
     <w:pPr>
-      <w:keepNext/>
+      <w:keepNext w:val="true"/>
       <w:keepLines/>
       <w:spacing w:after="80" w:before="120"/>
       <w:outlineLvl w:val="3"/>
     </w:pPr>
     <w:rPr>
-      <w:rFonts w:asciiTheme="majorHAnsi" w:cstheme="majorBidi" w:eastAsiaTheme="majorEastAsia" w:hAnsiTheme="majorHAnsi"/>
+      <w:rFonts w:ascii="Calibri" w:asciiTheme="majorHAnsi" w:cs="" w:cstheme="majorBidi" w:eastAsia="" w:eastAsiaTheme="majorEastAsia" w:hAnsi="Calibri" w:hAnsiTheme="majorHAnsi"/>
       <w:bCs/>
       <w:color w:val="0B5394"/>
     </w:rPr>
   </w:style>
   <w:style w:styleId="Heading5" w:type="paragraph">
-    <w:name w:val="heading 5"/>
+    <w:name w:val="Heading 5"/>
     <w:basedOn w:val="Normal"/>
     <w:next w:val="BodyText"/>
     <w:uiPriority w:val="9"/>
     <w:unhideWhenUsed/>
     <w:qFormat/>
-    <w:rsid w:val="000828FC"/>
+    <w:rsid w:val="000828fc"/>
     <w:pPr>
-      <w:keepNext/>
+      <w:keepNext w:val="true"/>
       <w:keepLines/>
       <w:spacing w:after="80" w:before="120"/>
       <w:outlineLvl w:val="4"/>
     </w:pPr>
     <w:rPr>
-      <w:rFonts w:asciiTheme="majorHAnsi" w:cstheme="majorBidi" w:eastAsiaTheme="majorEastAsia" w:hAnsiTheme="majorHAnsi"/>
+      <w:rFonts w:ascii="Calibri" w:asciiTheme="majorHAnsi" w:cs="" w:cstheme="majorBidi" w:eastAsia="" w:eastAsiaTheme="majorEastAsia" w:hAnsi="Calibri" w:hAnsiTheme="majorHAnsi"/>
       <w:iCs/>
       <w:color w:val="0B5394"/>
       <w:sz w:val="22"/>
     </w:rPr>
   </w:style>
   <w:style w:styleId="Heading6" w:type="paragraph">
-    <w:name w:val="heading 6"/>
+    <w:name w:val="Heading 6"/>
     <w:basedOn w:val="Normal"/>
     <w:next w:val="BodyText"/>
     <w:uiPriority w:val="9"/>
     <w:unhideWhenUsed/>
     <w:qFormat/>
-    <w:rsid w:val="000828FC"/>
+    <w:rsid w:val="000828fc"/>
     <w:pPr>
-      <w:keepNext/>
+      <w:keepNext w:val="true"/>
       <w:keepLines/>
       <w:spacing w:after="80" w:before="120"/>
       <w:outlineLvl w:val="5"/>
     </w:pPr>
     <w:rPr>
-      <w:rFonts w:asciiTheme="majorHAnsi" w:cstheme="majorBidi" w:eastAsiaTheme="majorEastAsia" w:hAnsiTheme="majorHAnsi"/>
+      <w:rFonts w:ascii="Calibri" w:asciiTheme="majorHAnsi" w:cs="" w:cstheme="majorBidi" w:eastAsia="" w:eastAsiaTheme="majorEastAsia" w:hAnsi="Calibri" w:hAnsiTheme="majorHAnsi"/>
       <w:color w:val="000000"/>
     </w:rPr>
   </w:style>
   <w:style w:styleId="Heading7" w:type="paragraph">
-    <w:name w:val="heading 7"/>
+    <w:name w:val="Heading 7"/>
     <w:basedOn w:val="Normal"/>
     <w:next w:val="BodyText"/>
     <w:uiPriority w:val="9"/>
     <w:unhideWhenUsed/>
     <w:qFormat/>
     <w:pPr>
-      <w:keepNext/>
+      <w:keepNext w:val="true"/>
       <w:keepLines/>
-      <w:spacing w:before="200"/>
+      <w:spacing w:after="0" w:before="200"/>
       <w:outlineLvl w:val="6"/>
     </w:pPr>
     <w:rPr>
-      <w:rFonts w:asciiTheme="majorHAnsi" w:cstheme="majorBidi" w:eastAsiaTheme="majorEastAsia" w:hAnsiTheme="majorHAnsi"/>
+      <w:rFonts w:ascii="Calibri" w:asciiTheme="majorHAnsi" w:cs="" w:cstheme="majorBidi" w:eastAsia="" w:eastAsiaTheme="majorEastAsia" w:hAnsi="Calibri" w:hAnsiTheme="majorHAnsi"/>
       <w:color w:themeColor="accent1" w:val="4F81BD"/>
     </w:rPr>
   </w:style>
   <w:style w:styleId="Heading8" w:type="paragraph">
-    <w:name w:val="heading 8"/>
+    <w:name w:val="Heading 8"/>
     <w:basedOn w:val="Normal"/>
     <w:next w:val="BodyText"/>
     <w:uiPriority w:val="9"/>
     <w:unhideWhenUsed/>
     <w:qFormat/>
     <w:pPr>
-      <w:keepNext/>
+      <w:keepNext w:val="true"/>
       <w:keepLines/>
-      <w:spacing w:before="200"/>
+      <w:spacing w:after="0" w:before="200"/>
       <w:outlineLvl w:val="7"/>
     </w:pPr>
     <w:rPr>
-      <w:rFonts w:asciiTheme="majorHAnsi" w:cstheme="majorBidi" w:eastAsiaTheme="majorEastAsia" w:hAnsiTheme="majorHAnsi"/>
+      <w:rFonts w:ascii="Calibri" w:asciiTheme="majorHAnsi" w:cs="" w:cstheme="majorBidi" w:eastAsia="" w:eastAsiaTheme="majorEastAsia" w:hAnsi="Calibri" w:hAnsiTheme="majorHAnsi"/>
       <w:color w:themeColor="accent1" w:val="4F81BD"/>
     </w:rPr>
   </w:style>
   <w:style w:styleId="Heading9" w:type="paragraph">
-    <w:name w:val="heading 9"/>
+    <w:name w:val="Heading 9"/>
     <w:basedOn w:val="Normal"/>
     <w:next w:val="BodyText"/>
     <w:uiPriority w:val="9"/>
     <w:unhideWhenUsed/>
     <w:qFormat/>
     <w:pPr>
-      <w:keepNext/>
+      <w:keepNext w:val="true"/>
       <w:keepLines/>
-      <w:spacing w:before="200"/>
+      <w:spacing w:after="0" w:before="200"/>
       <w:outlineLvl w:val="8"/>
     </w:pPr>
     <w:rPr>
-      <w:rFonts w:asciiTheme="majorHAnsi" w:cstheme="majorBidi" w:eastAsiaTheme="majorEastAsia" w:hAnsiTheme="majorHAnsi"/>
+      <w:rFonts w:ascii="Calibri" w:asciiTheme="majorHAnsi" w:cs="" w:cstheme="majorBidi" w:eastAsia="" w:eastAsiaTheme="majorEastAsia" w:hAnsi="Calibri" w:hAnsiTheme="majorHAnsi"/>
       <w:color w:themeColor="accent1" w:val="4F81BD"/>
     </w:rPr>
   </w:style>
@@ -37310,39 +37217,128 @@
     <w:uiPriority w:val="1"/>
     <w:semiHidden/>
     <w:unhideWhenUsed/>
+    <w:qFormat/>
+    <w:rPr/>
   </w:style>
-  <w:style w:default="1" w:styleId="TableNormal" w:type="table">
-    <w:name w:val="Normal Table"/>
-    <w:uiPriority w:val="99"/>
-    <w:semiHidden/>
-    <w:unhideWhenUsed/>
-    <w:tblPr>
-      <w:tblInd w:type="dxa" w:w="0"/>
-      <w:tblCellMar>
-        <w:top w:type="dxa" w:w="0"/>
-        <w:left w:type="dxa" w:w="108"/>
-        <w:bottom w:type="dxa" w:w="0"/>
-        <w:right w:type="dxa" w:w="108"/>
-      </w:tblCellMar>
-    </w:tblPr>
+  <w:style w:customStyle="1" w:styleId="CaptionChar" w:type="character">
+    <w:name w:val="Caption Char"/>
+    <w:basedOn w:val="DefaultParagraphFont"/>
+    <w:link w:val="Caption1"/>
+    <w:qFormat/>
+    <w:rPr/>
   </w:style>
-  <w:style w:default="1" w:styleId="NoList" w:type="numbering">
-    <w:name w:val="No List"/>
-    <w:uiPriority w:val="99"/>
-    <w:semiHidden/>
-    <w:unhideWhenUsed/>
+  <w:style w:customStyle="1" w:styleId="VerbatimChar" w:type="character">
+    <w:name w:val="Verbatim Char"/>
+    <w:basedOn w:val="CaptionChar"/>
+    <w:qFormat/>
+    <w:rPr>
+      <w:rFonts w:ascii="Consolas" w:hAnsi="Consolas"/>
+      <w:sz w:val="22"/>
+    </w:rPr>
+  </w:style>
+  <w:style w:customStyle="1" w:styleId="SectionNumber" w:type="character">
+    <w:name w:val="Section Number"/>
+    <w:basedOn w:val="CaptionChar"/>
+    <w:qFormat/>
+    <w:rPr/>
+  </w:style>
+  <w:style w:styleId="FootnoteCharacters" w:type="character">
+    <w:name w:val="Footnote Characters"/>
+    <w:basedOn w:val="CaptionChar"/>
+    <w:qFormat/>
+    <w:rPr>
+      <w:vertAlign w:val="superscript"/>
+    </w:rPr>
+  </w:style>
+  <w:style w:styleId="FootnoteReference" w:type="character">
+    <w:name w:val="Footnote Reference"/>
+    <w:rPr>
+      <w:vertAlign w:val="superscript"/>
+    </w:rPr>
+  </w:style>
+  <w:style w:styleId="Hyperlink" w:type="character">
+    <w:name w:val="Hyperlink"/>
+    <w:basedOn w:val="CaptionChar"/>
+    <w:rPr>
+      <w:color w:themeColor="accent1" w:val="4F81BD"/>
+    </w:rPr>
+  </w:style>
+  <w:style w:styleId="EndnoteReference" w:type="character">
+    <w:name w:val="Endnote Reference"/>
+    <w:rPr>
+      <w:vertAlign w:val="superscript"/>
+    </w:rPr>
+  </w:style>
+  <w:style w:styleId="EndnoteCharacters" w:type="character">
+    <w:name w:val="Endnote Characters"/>
+    <w:qFormat/>
+    <w:rPr/>
+  </w:style>
+  <w:style w:styleId="Heading" w:type="paragraph">
+    <w:name w:val="Heading"/>
+    <w:basedOn w:val="Normal"/>
+    <w:next w:val="BodyText"/>
+    <w:qFormat/>
+    <w:pPr>
+      <w:keepNext w:val="true"/>
+      <w:spacing w:after="120" w:before="240"/>
+    </w:pPr>
+    <w:rPr>
+      <w:rFonts w:ascii="Liberation Sans" w:cs="Arial" w:eastAsia="Microsoft YaHei" w:hAnsi="Liberation Sans"/>
+      <w:sz w:val="28"/>
+      <w:szCs w:val="28"/>
+    </w:rPr>
   </w:style>
   <w:style w:styleId="BodyText" w:type="paragraph">
     <w:name w:val="Body Text"/>
     <w:basedOn w:val="Normal"/>
     <w:qFormat/>
-    <w:rsid w:val="006146C4"/>
+    <w:rsid w:val="006146c4"/>
+    <w:pPr/>
+    <w:rPr/>
+  </w:style>
+  <w:style w:styleId="List" w:type="paragraph">
+    <w:name w:val="List"/>
+    <w:basedOn w:val="BodyText"/>
+    <w:pPr/>
+    <w:rPr>
+      <w:rFonts w:cs="Arial"/>
+    </w:rPr>
+  </w:style>
+  <w:style w:styleId="Caption" w:type="paragraph">
+    <w:name w:val="Caption"/>
+    <w:basedOn w:val="Normal"/>
+    <w:qFormat/>
+    <w:pPr>
+      <w:suppressLineNumbers/>
+      <w:spacing w:after="120" w:before="120"/>
+    </w:pPr>
+    <w:rPr>
+      <w:rFonts w:cs="Arial"/>
+      <w:i/>
+      <w:iCs/>
+      <w:sz w:val="24"/>
+      <w:szCs w:val="24"/>
+    </w:rPr>
+  </w:style>
+  <w:style w:styleId="Index" w:type="paragraph">
+    <w:name w:val="Index"/>
+    <w:basedOn w:val="Normal"/>
+    <w:qFormat/>
+    <w:pPr>
+      <w:suppressLineNumbers/>
+    </w:pPr>
+    <w:rPr>
+      <w:rFonts w:cs="Arial"/>
+    </w:rPr>
   </w:style>
   <w:style w:customStyle="1" w:styleId="FirstParagraph" w:type="paragraph">
     <w:name w:val="First Paragraph"/>
     <w:basedOn w:val="BodyText"/>
     <w:next w:val="BodyText"/>
     <w:qFormat/>
+    <w:pPr/>
+    <w:rPr/>
   </w:style>
   <w:style w:customStyle="1" w:styleId="Compact" w:type="paragraph">
     <w:name w:val="Compact"/>
@@ -37351,21 +37347,22 @@
     <w:pPr>
       <w:spacing w:after="36" w:before="36"/>
     </w:pPr>
+    <w:rPr/>
   </w:style>
   <w:style w:styleId="Title" w:type="paragraph">
     <w:name w:val="Title"/>
     <w:basedOn w:val="Normal"/>
     <w:next w:val="BodyText"/>
     <w:qFormat/>
-    <w:rsid w:val="00AE0717"/>
+    <w:rsid w:val="00ae0717"/>
     <w:pPr>
-      <w:keepNext/>
+      <w:keepNext w:val="true"/>
       <w:keepLines/>
       <w:spacing w:after="240" w:before="480"/>
       <w:jc w:val="center"/>
     </w:pPr>
     <w:rPr>
-      <w:rFonts w:asciiTheme="majorHAnsi" w:cstheme="majorBidi" w:eastAsiaTheme="majorEastAsia" w:hAnsiTheme="majorHAnsi"/>
+      <w:rFonts w:ascii="Calibri" w:asciiTheme="majorHAnsi" w:cs="" w:cstheme="majorBidi" w:eastAsia="" w:eastAsiaTheme="majorEastAsia" w:hAnsi="Calibri" w:hAnsiTheme="majorHAnsi"/>
       <w:b/>
       <w:bCs/>
       <w:color w:val="0B5394"/>
@@ -37378,9 +37375,9 @@
     <w:basedOn w:val="Title"/>
     <w:next w:val="BodyText"/>
     <w:qFormat/>
-    <w:rsid w:val="00AE0717"/>
+    <w:rsid w:val="00ae0717"/>
     <w:pPr>
-      <w:spacing w:before="240"/>
+      <w:spacing w:after="240" w:before="240"/>
     </w:pPr>
     <w:rPr>
       <w:sz w:val="22"/>
@@ -37392,20 +37389,42 @@
     <w:next w:val="BodyText"/>
     <w:qFormat/>
     <w:pPr>
-      <w:keepNext/>
+      <w:keepNext w:val="true"/>
       <w:keepLines/>
+      <w:widowControl/>
+      <w:bidi w:val="0"/>
+      <w:spacing w:after="200" w:before="0"/>
       <w:jc w:val="center"/>
     </w:pPr>
+    <w:rPr>
+      <w:rFonts w:ascii="Cambria" w:asciiTheme="minorHAnsi" w:cs="" w:cstheme="minorBidi" w:eastAsia="Cambria" w:eastAsiaTheme="minorHAnsi" w:hAnsi="Cambria" w:hAnsiTheme="minorHAnsi"/>
+      <w:color w:val="auto"/>
+      <w:kern w:val="0"/>
+      <w:sz w:val="24"/>
+      <w:szCs w:val="24"/>
+      <w:lang w:bidi="ar-SA" w:eastAsia="en-US" w:val="en-US"/>
+    </w:rPr>
   </w:style>
   <w:style w:styleId="Date" w:type="paragraph">
     <w:name w:val="Date"/>
     <w:next w:val="BodyText"/>
     <w:qFormat/>
     <w:pPr>
-      <w:keepNext/>
+      <w:keepNext w:val="true"/>
       <w:keepLines/>
+      <w:widowControl/>
+      <w:bidi w:val="0"/>
+      <w:spacing w:after="200" w:before="0"/>
       <w:jc w:val="center"/>
     </w:pPr>
+    <w:rPr>
+      <w:rFonts w:ascii="Cambria" w:asciiTheme="minorHAnsi" w:cs="" w:cstheme="minorBidi" w:eastAsia="Cambria" w:eastAsiaTheme="minorHAnsi" w:hAnsi="Cambria" w:hAnsiTheme="minorHAnsi"/>
+      <w:color w:val="auto"/>
+      <w:kern w:val="0"/>
+      <w:sz w:val="24"/>
+      <w:szCs w:val="24"/>
+      <w:lang w:bidi="ar-SA" w:eastAsia="en-US" w:val="en-US"/>
+    </w:rPr>
   </w:style>
   <w:style w:customStyle="1" w:styleId="AbstractTitle" w:type="paragraph">
     <w:name w:val="Abstract Title"/>
@@ -37413,9 +37432,9 @@
     <w:next w:val="Abstract"/>
     <w:qFormat/>
     <w:pPr>
-      <w:keepNext/>
+      <w:keepNext w:val="true"/>
       <w:keepLines/>
-      <w:spacing w:before="300"/>
+      <w:spacing w:after="0" w:before="300"/>
       <w:jc w:val="center"/>
     </w:pPr>
     <w:rPr>
@@ -37430,7 +37449,7 @@
     <w:next w:val="BodyText"/>
     <w:qFormat/>
     <w:pPr>
-      <w:keepNext/>
+      <w:keepNext w:val="true"/>
       <w:keepLines/>
       <w:spacing w:after="300" w:before="100"/>
     </w:pPr>
@@ -37442,6 +37461,8 @@
     <w:name w:val="Bibliography"/>
     <w:basedOn w:val="Normal"/>
     <w:qFormat/>
+    <w:pPr/>
+    <w:rPr/>
   </w:style>
   <w:style w:styleId="BlockText" w:type="paragraph">
     <w:name w:val="Block Text"/>
@@ -37454,48 +37475,24 @@
       <w:spacing w:after="100" w:before="100"/>
       <w:ind w:left="480" w:right="480"/>
     </w:pPr>
+    <w:rPr/>
   </w:style>
   <w:style w:styleId="FootnoteText" w:type="paragraph">
-    <w:name w:val="footnote text"/>
+    <w:name w:val="Footnote Text"/>
     <w:basedOn w:val="Normal"/>
     <w:uiPriority w:val="9"/>
     <w:unhideWhenUsed/>
     <w:qFormat/>
-  </w:style>
-  <w:style w:customStyle="1" w:styleId="Table" w:type="table">
-    <w:name w:val="Table"/>
-    <w:unhideWhenUsed/>
-    <w:qFormat/>
-    <w:tblPr>
-      <w:tblInd w:type="dxa" w:w="0"/>
-      <w:tblCellMar>
-        <w:top w:type="dxa" w:w="0"/>
-        <w:left w:type="dxa" w:w="108"/>
-        <w:bottom w:type="dxa" w:w="0"/>
-        <w:right w:type="dxa" w:w="108"/>
-      </w:tblCellMar>
-    </w:tblPr>
-    <w:tblStylePr w:type="firstRow">
-      <w:tblPr>
-        <w:jc w:val="left"/>
-      </w:tblPr>
-      <w:trPr>
-        <w:jc w:val="left"/>
-      </w:trPr>
-      <w:tcPr>
-        <w:tcBorders>
-          <w:bottom w:color="auto" w:space="0" w:sz="0" w:val="single"/>
-        </w:tcBorders>
-        <w:vAlign w:val="bottom"/>
-      </w:tcPr>
-    </w:tblStylePr>
+    <w:pPr/>
+    <w:rPr/>
   </w:style>
   <w:style w:customStyle="1" w:styleId="DefinitionTerm" w:type="paragraph">
     <w:name w:val="Definition Term"/>
     <w:basedOn w:val="Normal"/>
     <w:next w:val="Definition"/>
+    <w:qFormat/>
     <w:pPr>
-      <w:keepNext/>
+      <w:keepNext w:val="true"/>
       <w:keepLines/>
     </w:pPr>
     <w:rPr>
@@ -37505,13 +37502,17 @@
   <w:style w:customStyle="1" w:styleId="Definition" w:type="paragraph">
     <w:name w:val="Definition"/>
     <w:basedOn w:val="Normal"/>
+    <w:qFormat/>
+    <w:pPr/>
+    <w:rPr/>
   </w:style>
-  <w:style w:styleId="Caption" w:type="paragraph">
-    <w:name w:val="caption"/>
+  <w:style w:styleId="Caption1" w:type="paragraph">
+    <w:name w:val="caption1"/>
     <w:basedOn w:val="Normal"/>
     <w:link w:val="CaptionChar"/>
+    <w:qFormat/>
     <w:pPr>
-      <w:spacing w:after="120"/>
+      <w:spacing w:after="120" w:before="0"/>
     </w:pPr>
     <w:rPr>
       <w:i/>
@@ -37519,56 +37520,41 @@
   </w:style>
   <w:style w:customStyle="1" w:styleId="TableCaption" w:type="paragraph">
     <w:name w:val="Table Caption"/>
-    <w:basedOn w:val="Caption"/>
+    <w:basedOn w:val="Caption1"/>
+    <w:qFormat/>
     <w:pPr>
-      <w:keepNext/>
+      <w:keepNext w:val="true"/>
     </w:pPr>
+    <w:rPr/>
   </w:style>
   <w:style w:customStyle="1" w:styleId="ImageCaption" w:type="paragraph">
     <w:name w:val="Image Caption"/>
-    <w:basedOn w:val="Caption"/>
+    <w:basedOn w:val="Caption1"/>
+    <w:qFormat/>
+    <w:pPr/>
+    <w:rPr/>
   </w:style>
   <w:style w:customStyle="1" w:styleId="Figure" w:type="paragraph">
     <w:name w:val="Figure"/>
     <w:basedOn w:val="Normal"/>
+    <w:qFormat/>
+    <w:pPr/>
+    <w:rPr/>
   </w:style>
   <w:style w:customStyle="1" w:styleId="CaptionedFigure" w:type="paragraph">
     <w:name w:val="Captioned Figure"/>
     <w:basedOn w:val="Figure"/>
+    <w:qFormat/>
     <w:pPr>
-      <w:keepNext/>
+      <w:keepNext w:val="true"/>
     </w:pPr>
+    <w:rPr/>
   </w:style>
-  <w:style w:customStyle="1" w:styleId="CaptionChar" w:type="character">
-    <w:name w:val="Caption Char"/>
-    <w:basedOn w:val="DefaultParagraphFont"/>
-    <w:link w:val="Caption"/>
-  </w:style>
-  <w:style w:customStyle="1" w:styleId="VerbatimChar" w:type="character">
-    <w:name w:val="Verbatim Char"/>
-    <w:basedOn w:val="CaptionChar"/>
-    <w:rPr>
-      <w:rFonts w:ascii="Consolas" w:hAnsi="Consolas"/>
-      <w:sz w:val="22"/>
-    </w:rPr>
-  </w:style>
-  <w:style w:customStyle="1" w:styleId="SectionNumber" w:type="character">
-    <w:name w:val="Section Number"/>
-    <w:basedOn w:val="CaptionChar"/>
-  </w:style>
-  <w:style w:styleId="FootnoteReference" w:type="character">
-    <w:name w:val="footnote reference"/>
-    <w:basedOn w:val="CaptionChar"/>
-    <w:rPr>
-      <w:vertAlign w:val="superscript"/>
-    </w:rPr>
-  </w:style>
-  <w:style w:styleId="Hyperlink" w:type="character">
-    <w:name w:val="Hyperlink"/>
-    <w:basedOn w:val="CaptionChar"/>
-    <w:rPr>
-      <w:color w:themeColor="accent1" w:val="4F81BD"/>
-    </w:rPr>
+  <w:style w:styleId="IndexHeading" w:type="paragraph">
+    <w:name w:val="Index Heading"/>
+    <w:basedOn w:val="Heading"/>
+    <w:pPr/>
+    <w:rPr/>
   </w:style>
   <w:style w:styleId="TOCHeading" w:type="paragraph">
     <w:name w:val="TOC Heading"/>
@@ -37578,20 +37564,63 @@
     <w:unhideWhenUsed/>
     <w:qFormat/>
     <w:pPr>
-      <w:spacing w:before="240" w:line="259" w:lineRule="auto"/>
+      <w:spacing w:after="120" w:before="240" w:line="259" w:lineRule="auto"/>
       <w:outlineLvl w:val="9"/>
     </w:pPr>
     <w:rPr>
-      <w:b w:val="0"/>
-      <w:bCs w:val="0"/>
-      <w:color w:themeColor="accent1" w:themeShade="BF" w:val="365F91"/>
+      <w:b w:val="false"/>
+      <w:bCs w:val="false"/>
+      <w:color w:themeColor="accent1" w:themeShade="bf" w:val="365F91"/>
     </w:rPr>
+  </w:style>
+  <w:style w:default="1" w:styleId="NoList" w:type="numbering">
+    <w:name w:val="No List"/>
+    <w:uiPriority w:val="99"/>
+    <w:semiHidden/>
+    <w:unhideWhenUsed/>
+    <w:qFormat/>
+  </w:style>
+  <w:style w:default="1" w:styleId="TableNormal" w:type="table">
+    <w:name w:val="Normal Table"/>
+    <w:uiPriority w:val="99"/>
+    <w:semiHidden/>
+    <w:unhideWhenUsed/>
+    <w:tblPr>
+      <w:tblCellMar>
+        <w:top w:type="dxa" w:w="0"/>
+        <w:left w:type="dxa" w:w="108"/>
+        <w:bottom w:type="dxa" w:w="0"/>
+        <w:right w:type="dxa" w:w="108"/>
+      </w:tblCellMar>
+    </w:tblPr>
+  </w:style>
+  <w:style w:customStyle="1" w:styleId="Table" w:type="table">
+    <w:name w:val="Table"/>
+    <w:unhideWhenUsed/>
+    <w:qFormat/>
+    <w:tblPr>
+      <w:tblCellMar>
+        <w:top w:type="dxa" w:w="0"/>
+        <w:left w:type="dxa" w:w="108"/>
+        <w:bottom w:type="dxa" w:w="0"/>
+        <w:right w:type="dxa" w:w="108"/>
+      </w:tblCellMar>
+    </w:tblPr>
+    <w:tblStylePr w:type="firstRow">
+      <w:tblPr/>
+      <w:tcPr>
+        <w:tcBorders>
+          <w:bottom w:color="auto" w:space="0" w:sz="0" w:val="single"/>
+        </w:tcBorders>
+        <w:vAlign w:val="bottom"/>
+      </w:tcPr>
+    </w:tblStylePr>
   </w:style>
   <w:style w:styleId="MediumShading2-Accent1" w:type="table">
     <w:name w:val="Medium Shading 2 Accent 1"/>
     <w:basedOn w:val="TableNormal"/>
     <w:unhideWhenUsed/>
-    <w:rsid w:val="00BB2BA5"/>
+    <w:rsid w:val="00bb2ba5"/>
     <w:pPr>
       <w:spacing w:after="0"/>
     </w:pPr>
@@ -37610,7 +37639,7 @@
       <w:rPr>
         <w:b/>
         <w:bCs/>
-        <w:color w:themeColor="background1" w:val="FFFFFF"/>
+        <w:color w:themeColor="background1"/>
       </w:rPr>
       <w:tblPr/>
       <w:tcPr>
@@ -37629,9 +37658,7 @@
       <w:pPr>
         <w:spacing w:after="0" w:before="0" w:line="240" w:lineRule="auto"/>
       </w:pPr>
-      <w:rPr>
-        <w:color w:val="auto"/>
-      </w:rPr>
+      <w:rPr/>
       <w:tblPr/>
       <w:tcPr>
         <w:tcBorders>
@@ -37649,7 +37676,7 @@
       <w:rPr>
         <w:b/>
         <w:bCs/>
-        <w:color w:themeColor="background1" w:val="FFFFFF"/>
+        <w:color w:themeColor="background1"/>
       </w:rPr>
       <w:tblPr/>
       <w:tcPr>
@@ -37668,7 +37695,7 @@
       <w:rPr>
         <w:b/>
         <w:bCs/>
-        <w:color w:themeColor="background1" w:val="FFFFFF"/>
+        <w:color w:themeColor="background1"/>
       </w:rPr>
       <w:tblPr/>
       <w:tcPr>
@@ -37690,13 +37717,13 @@
           <w:insideH w:val="nil"/>
           <w:insideV w:val="nil"/>
         </w:tcBorders>
-        <w:shd w:color="auto" w:fill="D8D8D8" w:themeFill="background1" w:themeFillShade="D8" w:val="clear"/>
+        <w:shd w:color="auto" w:fill="D8D8D8" w:themeFill="background1" w:themeFillShade="d8" w:val="clear"/>
       </w:tcPr>
     </w:tblStylePr>
     <w:tblStylePr w:type="band1Horz">
       <w:tblPr/>
       <w:tcPr>
-        <w:shd w:color="auto" w:fill="D8D8D8" w:themeFill="background1" w:themeFillShade="D8" w:val="clear"/>
+        <w:shd w:color="auto" w:fill="D8D8D8" w:themeFill="background1" w:themeFillShade="d8" w:val="clear"/>
       </w:tcPr>
     </w:tblStylePr>
     <w:tblStylePr w:type="neCell">
@@ -37714,7 +37741,7 @@
     </w:tblStylePr>
     <w:tblStylePr w:type="nwCell">
       <w:rPr>
-        <w:color w:themeColor="background1" w:val="FFFFFF"/>
+        <w:color w:themeColor="background1"/>
       </w:rPr>
       <w:tblPr/>
       <w:tcPr>
@@ -37733,7 +37760,7 @@
     <w:name w:val="List Table 3 Accent 1"/>
     <w:basedOn w:val="TableNormal"/>
     <w:uiPriority w:val="48"/>
-    <w:rsid w:val="00BB2BA5"/>
+    <w:rsid w:val="00bb2ba5"/>
     <w:pPr>
       <w:spacing w:after="0"/>
     </w:pPr>
@@ -37751,7 +37778,7 @@
       <w:rPr>
         <w:b/>
         <w:bCs/>
-        <w:color w:themeColor="background1" w:val="FFFFFF"/>
+        <w:color w:themeColor="background1"/>
       </w:rPr>
       <w:tblPr/>
       <w:tcPr>
@@ -37857,7 +37884,7 @@
     <w:name w:val="Grid Table 4 Accent 1"/>
     <w:basedOn w:val="TableNormal"/>
     <w:uiPriority w:val="49"/>
-    <w:rsid w:val="00BB2BA5"/>
+    <w:rsid w:val="00bb2ba5"/>
     <w:pPr>
       <w:spacing w:after="0"/>
     </w:pPr>
@@ -37877,7 +37904,7 @@
       <w:rPr>
         <w:b/>
         <w:bCs/>
-        <w:color w:themeColor="background1" w:val="FFFFFF"/>
+        <w:color w:themeColor="background1"/>
       </w:rPr>
       <w:tblPr/>
       <w:tcPr>
@@ -37909,12 +37936,14 @@
         <w:b/>
         <w:bCs/>
       </w:rPr>
+      <w:tblPr/>
     </w:tblStylePr>
     <w:tblStylePr w:type="lastCol">
       <w:rPr>
         <w:b/>
         <w:bCs/>
       </w:rPr>
+      <w:tblPr/>
     </w:tblStylePr>
     <w:tblStylePr w:type="band1Vert">
       <w:tblPr/>
@@ -38167,41 +38196,41 @@
 </file>
 
 <file path=word/theme/theme1.xml><?xml version="1.0" encoding="utf-8"?>
-<a:theme xmlns:a="http://schemas.openxmlformats.org/drawingml/2006/main" name="Office Theme">
+<a:theme xmlns:a="http://schemas.openxmlformats.org/drawingml/2006/main" xmlns:r="http://schemas.openxmlformats.org/officeDocument/2006/relationships" name="Office Theme">
   <a:themeElements>
     <a:clrScheme name="Office">
       <a:dk1>
-        <a:sysClr val="windowText" lastClr="000000"/>
+        <a:srgbClr val="000000"/>
       </a:dk1>
       <a:lt1>
-        <a:sysClr val="window" lastClr="FFFFFF"/>
+        <a:srgbClr val="ffffff"/>
       </a:lt1>
       <a:dk2>
-        <a:srgbClr val="1F497D"/>
+        <a:srgbClr val="1f497d"/>
       </a:dk2>
       <a:lt2>
-        <a:srgbClr val="EEECE1"/>
+        <a:srgbClr val="eeece1"/>
       </a:lt2>
       <a:accent1>
-        <a:srgbClr val="4F81BD"/>
+        <a:srgbClr val="4f81bd"/>
       </a:accent1>
       <a:accent2>
-        <a:srgbClr val="C0504D"/>
+        <a:srgbClr val="c0504d"/>
       </a:accent2>
       <a:accent3>
-        <a:srgbClr val="9BBB59"/>
+        <a:srgbClr val="9bbb59"/>
       </a:accent3>
       <a:accent4>
-        <a:srgbClr val="8064A2"/>
+        <a:srgbClr val="8064a2"/>
       </a:accent4>
       <a:accent5>
-        <a:srgbClr val="4BACC6"/>
+        <a:srgbClr val="4bacc6"/>
       </a:accent5>
       <a:accent6>
-        <a:srgbClr val="F79646"/>
+        <a:srgbClr val="f79646"/>
       </a:accent6>
       <a:hlink>
-        <a:srgbClr val="0000FF"/>
+        <a:srgbClr val="0000ff"/>
       </a:hlink>
       <a:folHlink>
         <a:srgbClr val="800080"/>
@@ -38209,277 +38238,131 @@
     </a:clrScheme>
     <a:fontScheme name="Office">
       <a:majorFont>
-        <a:latin typeface="Calibri"/>
+        <a:latin typeface="Calibri" pitchFamily="0" charset="1"/>
         <a:ea typeface=""/>
         <a:cs typeface=""/>
-        <a:font script="Jpan" typeface="ＭＳ ゴシック"/>
-        <a:font script="Hang" typeface="맑은 고딕"/>
-        <a:font script="Hans" typeface="宋体"/>
-        <a:font script="Hant" typeface="新細明體"/>
-        <a:font script="Arab" typeface="Times New Roman"/>
-        <a:font script="Hebr" typeface="Times New Roman"/>
-        <a:font script="Thai" typeface="Angsana New"/>
-        <a:font script="Ethi" typeface="Nyala"/>
-        <a:font script="Beng" typeface="Vrinda"/>
-        <a:font script="Gujr" typeface="Shruti"/>
-        <a:font script="Khmr" typeface="MoolBoran"/>
-        <a:font script="Knda" typeface="Tunga"/>
-        <a:font script="Guru" typeface="Raavi"/>
-        <a:font script="Cans" typeface="Euphemia"/>
-        <a:font script="Cher" typeface="Plantagenet Cherokee"/>
-        <a:font script="Yiii" typeface="Microsoft Yi Baiti"/>
-        <a:font script="Tibt" typeface="Microsoft Himalaya"/>
-        <a:font script="Thaa" typeface="MV Boli"/>
-        <a:font script="Deva" typeface="Mangal"/>
-        <a:font script="Telu" typeface="Gautami"/>
-        <a:font script="Taml" typeface="Latha"/>
-        <a:font script="Syrc" typeface="Estrangelo Edessa"/>
-        <a:font script="Orya" typeface="Kalinga"/>
-        <a:font script="Mlym" typeface="Kartika"/>
-        <a:font script="Laoo" typeface="DokChampa"/>
-        <a:font script="Sinh" typeface="Iskoola Pota"/>
-        <a:font script="Mong" typeface="Mongolian Baiti"/>
-        <a:font script="Viet" typeface="Times New Roman"/>
-        <a:font script="Uigh" typeface="Microsoft Uighur"/>
       </a:majorFont>
       <a:minorFont>
-        <a:latin typeface="Cambria"/>
+        <a:latin typeface="Cambria" pitchFamily="0" charset="1"/>
         <a:ea typeface=""/>
         <a:cs typeface=""/>
-        <a:font script="Jpan" typeface="ＭＳ 明朝"/>
-        <a:font script="Hang" typeface="맑은 고딕"/>
-        <a:font script="Hans" typeface="宋体"/>
-        <a:font script="Hant" typeface="新細明體"/>
-        <a:font script="Arab" typeface="Arial"/>
-        <a:font script="Hebr" typeface="Arial"/>
-        <a:font script="Thai" typeface="Cordia New"/>
-        <a:font script="Ethi" typeface="Nyala"/>
-        <a:font script="Beng" typeface="Vrinda"/>
-        <a:font script="Gujr" typeface="Shruti"/>
-        <a:font script="Khmr" typeface="DaunPenh"/>
-        <a:font script="Knda" typeface="Tunga"/>
-        <a:font script="Guru" typeface="Raavi"/>
-        <a:font script="Cans" typeface="Euphemia"/>
-        <a:font script="Cher" typeface="Plantagenet Cherokee"/>
-        <a:font script="Yiii" typeface="Microsoft Yi Baiti"/>
-        <a:font script="Tibt" typeface="Microsoft Himalaya"/>
-        <a:font script="Thaa" typeface="MV Boli"/>
-        <a:font script="Deva" typeface="Mangal"/>
-        <a:font script="Telu" typeface="Gautami"/>
-        <a:font script="Taml" typeface="Latha"/>
-        <a:font script="Syrc" typeface="Estrangelo Edessa"/>
-        <a:font script="Orya" typeface="Kalinga"/>
-        <a:font script="Mlym" typeface="Kartika"/>
-        <a:font script="Laoo" typeface="DokChampa"/>
-        <a:font script="Sinh" typeface="Iskoola Pota"/>
-        <a:font script="Mong" typeface="Mongolian Baiti"/>
-        <a:font script="Viet" typeface="Arial"/>
-        <a:font script="Uigh" typeface="Microsoft Uighur"/>
       </a:minorFont>
     </a:fontScheme>
-    <a:fmtScheme name="Office">
+    <a:fmtScheme>
       <a:fillStyleLst>
         <a:solidFill>
           <a:schemeClr val="phClr"/>
         </a:solidFill>
-        <a:gradFill rotWithShape="1">
+        <a:gradFill>
           <a:gsLst>
             <a:gs pos="0">
               <a:schemeClr val="phClr">
                 <a:tint val="50000"/>
-                <a:satMod val="300000"/>
               </a:schemeClr>
             </a:gs>
             <a:gs pos="35000">
               <a:schemeClr val="phClr">
                 <a:tint val="37000"/>
-                <a:satMod val="300000"/>
               </a:schemeClr>
             </a:gs>
             <a:gs pos="100000">
               <a:schemeClr val="phClr">
                 <a:tint val="15000"/>
-                <a:satMod val="350000"/>
               </a:schemeClr>
             </a:gs>
           </a:gsLst>
           <a:lin ang="16200000" scaled="1"/>
+          <a:tileRect l="0" t="0" r="0" b="0"/>
         </a:gradFill>
-        <a:gradFill rotWithShape="1">
+        <a:gradFill>
           <a:gsLst>
             <a:gs pos="0">
               <a:schemeClr val="phClr">
                 <a:tint val="100000"/>
                 <a:shade val="100000"/>
-                <a:satMod val="130000"/>
               </a:schemeClr>
             </a:gs>
             <a:gs pos="100000">
               <a:schemeClr val="phClr">
                 <a:tint val="50000"/>
                 <a:shade val="100000"/>
-                <a:satMod val="350000"/>
               </a:schemeClr>
             </a:gs>
           </a:gsLst>
           <a:lin ang="16200000" scaled="0"/>
+          <a:tileRect l="0" t="0" r="0" b="0"/>
         </a:gradFill>
       </a:fillStyleLst>
       <a:lnStyleLst>
         <a:ln w="9525" cap="flat" cmpd="sng" algn="ctr">
-          <a:solidFill>
-            <a:schemeClr val="phClr">
-              <a:shade val="95000"/>
-              <a:satMod val="105000"/>
-            </a:schemeClr>
-          </a:solidFill>
           <a:prstDash val="solid"/>
         </a:ln>
         <a:ln w="25400" cap="flat" cmpd="sng" algn="ctr">
-          <a:solidFill>
-            <a:schemeClr val="phClr"/>
-          </a:solidFill>
           <a:prstDash val="solid"/>
         </a:ln>
         <a:ln w="38100" cap="flat" cmpd="sng" algn="ctr">
-          <a:solidFill>
-            <a:schemeClr val="phClr"/>
-          </a:solidFill>
           <a:prstDash val="solid"/>
         </a:ln>
       </a:lnStyleLst>
       <a:effectStyleLst>
         <a:effectStyle>
-          <a:effectLst>
-            <a:outerShdw blurRad="40000" dist="20000" dir="5400000" rotWithShape="0">
-              <a:srgbClr val="000000">
-                <a:alpha val="38000"/>
-              </a:srgbClr>
-            </a:outerShdw>
-          </a:effectLst>
+          <a:effectLst/>
         </a:effectStyle>
         <a:effectStyle>
-          <a:effectLst>
-            <a:outerShdw blurRad="40000" dist="23000" dir="5400000" rotWithShape="0">
-              <a:srgbClr val="000000">
-                <a:alpha val="35000"/>
-              </a:srgbClr>
-            </a:outerShdw>
-          </a:effectLst>
+          <a:effectLst/>
         </a:effectStyle>
         <a:effectStyle>
-          <a:effectLst>
-            <a:outerShdw blurRad="40000" dist="23000" dir="5400000" rotWithShape="0">
-              <a:srgbClr val="000000">
-                <a:alpha val="35000"/>
-              </a:srgbClr>
-            </a:outerShdw>
-          </a:effectLst>
-          <a:scene3d>
-            <a:camera prst="orthographicFront">
-              <a:rot lat="0" lon="0" rev="0"/>
-            </a:camera>
-            <a:lightRig rig="threePt" dir="t">
-              <a:rot lat="0" lon="0" rev="1200000"/>
-            </a:lightRig>
-          </a:scene3d>
-          <a:sp3d>
-            <a:bevelT w="63500" h="25400"/>
-          </a:sp3d>
+          <a:effectLst/>
         </a:effectStyle>
       </a:effectStyleLst>
       <a:bgFillStyleLst>
         <a:solidFill>
           <a:schemeClr val="phClr"/>
         </a:solidFill>
-        <a:gradFill rotWithShape="1">
+        <a:gradFill>
           <a:gsLst>
             <a:gs pos="0">
               <a:schemeClr val="phClr">
                 <a:tint val="40000"/>
-                <a:satMod val="350000"/>
               </a:schemeClr>
             </a:gs>
             <a:gs pos="40000">
               <a:schemeClr val="phClr">
                 <a:tint val="45000"/>
                 <a:shade val="99000"/>
-                <a:satMod val="350000"/>
               </a:schemeClr>
             </a:gs>
             <a:gs pos="100000">
               <a:schemeClr val="phClr">
                 <a:shade val="20000"/>
-                <a:satMod val="255000"/>
               </a:schemeClr>
             </a:gs>
           </a:gsLst>
           <a:path path="circle">
             <a:fillToRect l="50000" t="-80000" r="50000" b="180000"/>
           </a:path>
+          <a:tileRect l="0" t="0" r="0" b="0"/>
         </a:gradFill>
-        <a:gradFill rotWithShape="1">
+        <a:gradFill>
           <a:gsLst>
             <a:gs pos="0">
               <a:schemeClr val="phClr">
                 <a:tint val="80000"/>
-                <a:satMod val="300000"/>
               </a:schemeClr>
             </a:gs>
             <a:gs pos="100000">
               <a:schemeClr val="phClr">
                 <a:shade val="30000"/>
-                <a:satMod val="200000"/>
               </a:schemeClr>
             </a:gs>
           </a:gsLst>
           <a:path path="circle">
             <a:fillToRect l="50000" t="50000" r="50000" b="50000"/>
           </a:path>
+          <a:tileRect l="0" t="0" r="0" b="0"/>
         </a:gradFill>
       </a:bgFillStyleLst>
     </a:fmtScheme>
   </a:themeElements>
-  <a:objectDefaults>
-    <a:spDef>
-      <a:spPr/>
-      <a:bodyPr/>
-      <a:lstStyle/>
-      <a:style>
-        <a:lnRef idx="1">
-          <a:schemeClr val="accent1"/>
-        </a:lnRef>
-        <a:fillRef idx="3">
-          <a:schemeClr val="accent1"/>
-        </a:fillRef>
-        <a:effectRef idx="2">
-          <a:schemeClr val="accent1"/>
-        </a:effectRef>
-        <a:fontRef idx="minor">
-          <a:schemeClr val="lt1"/>
-        </a:fontRef>
-      </a:style>
-    </a:spDef>
-    <a:lnDef>
-      <a:spPr/>
-      <a:bodyPr/>
-      <a:lstStyle/>
-      <a:style>
-        <a:lnRef idx="2">
-          <a:schemeClr val="accent1"/>
-        </a:lnRef>
-        <a:fillRef idx="0">
-          <a:schemeClr val="accent1"/>
-        </a:fillRef>
-        <a:effectRef idx="1">
-          <a:schemeClr val="accent1"/>
-        </a:effectRef>
-        <a:fontRef idx="minor">
-          <a:schemeClr val="tx1"/>
-        </a:fontRef>
-      </a:style>
-    </a:lnDef>
-  </a:objectDefaults>
-  <a:extraClrSchemeLst/>
 </a:theme>
 </file>